--- a/companies/calderwood-partners/Engagements/Hughes Group/Meeting Minutes 2008-11-14 - Hughes Group.docx
+++ b/companies/calderwood-partners/Engagements/Hughes Group/Meeting Minutes 2008-11-14 - Hughes Group.docx
@@ -7,12 +7,12 @@
         <w:pStyle w:val="Heading1"/>
       </w:pPr>
       <w:r>
-        <w:t>Meeting Minutes: Operating Model Redesign for Hughes Group</w:t>
+        <w:t>Working Session Minutes: Operating Model Redesign</w:t>
       </w:r>
     </w:p>
     <w:p>
       <w:r>
-        <w:t>Prepared by Brenda Rodriguez, Senior Consultant, Calderwood Partners. Working session held at the offices of Hughes Group. Corrections should reach this office within five business days; absent corrections, these minutes stand as the record of the session.</w:t>
+        <w:t>These are the minutes of the working session on the operating-model redesign for Hughes Group, recorded by Brenda Rodriguez.</w:t>
       </w:r>
     </w:p>
     <w:p>
@@ -28,7 +28,7 @@
         <w:pStyle w:val="ListBullet"/>
       </w:pPr>
       <w:r>
-        <w:t>Brenda Rodriguez, Senior Consultant, Calderwood Partners</w:t>
+        <w:t>Jason Torres, Principal, Calderwood Partners</w:t>
       </w:r>
     </w:p>
     <w:p>
@@ -36,7 +36,7 @@
         <w:pStyle w:val="ListBullet"/>
       </w:pPr>
       <w:r>
-        <w:t>Jason Torres, Principal, Calderwood Partners</w:t>
+        <w:t>Brenda Rodriguez, Senior Consultant, Calderwood Partners</w:t>
       </w:r>
     </w:p>
     <w:p>
@@ -52,12 +52,42 @@
         <w:pStyle w:val="Heading2"/>
       </w:pPr>
       <w:r>
-        <w:t>Purpose</w:t>
+        <w:t>What we covered</w:t>
       </w:r>
     </w:p>
     <w:p>
       <w:r>
-        <w:t>The session reviewed the near-final target operating model and transition plan for Hughes Group and worked through the items still open before the final readout. The design is fixed in its essentials. What was under discussion was the evidence behind the benefit case and the sequencing of the first moves, not the shape of the model itself.</w:t>
+        <w:t>The session settled the shape of the final recommendation. We agreed that the redesign is ready to move from design into implementation planning, and that the work left is to close a short list of open items before the final readout, not to reopen the model itself.</w:t>
+      </w:r>
+    </w:p>
+    <w:p>
+      <w:r>
+        <w:t>Brenda Rodriguez walked the group through the revised cost baseline. The structural savings held up under the questions Linda Gallegos raised in the last session. The figures that had leaned on softer assumptions were either confirmed against the ledger or dropped; where a number could not be supported, we pulled it from the case rather than carry it forward with a caveat.</w:t>
+      </w:r>
+    </w:p>
+    <w:p>
+      <w:r>
+        <w:t>Linda Gallegos pressed on the transition cost, which is the part of the estimate she is least willing to take on faith. Jason Torres agreed that the one-time cost of the move is the number most likely to swing the decision, and the team committed to bringing a fully built transition estimate to the readout instead of a range.</w:t>
+      </w:r>
+    </w:p>
+    <w:p>
+      <w:r>
+        <w:t>The group also reviewed the draft service definitions for the consolidated functions. Most were accepted as written. Two, covering month-end close and vendor onboarding, were marked open because the response times they promise depend on staffing decisions that have not been made. Brenda Rodriguez noted that those two definitions should not be finalized until the staffing questions are answered, because the new organization should not promise a response time it may not be able to meet.</w:t>
+      </w:r>
+    </w:p>
+    <w:p>
+      <w:r>
+        <w:t>Brenda Rodriguez then took the group through the draft implementation plan. It sequences the move in three stages: standing up the shared-services organization first, migrating the routine transaction work next, and shifting the judgment-heavy tasks last, so the units keep running while the change takes hold. Linda Gallegos asked that each stage carry a clear owner on the Hughes Group side and a checkpoint where the leadership team can hold or adjust the pace. Jason Torres agreed and said the plan would name those owners once the staffing questions are settled.</w:t>
+      </w:r>
+    </w:p>
+    <w:p>
+      <w:r>
+        <w:t>Jason Torres and Linda Gallegos closed on how the change would reach the functional leads. The group agreed that the leads should hear the direction from Hughes Group management rather than from the consulting team, and that the order of those conversations should be set before any wider announcement.</w:t>
+      </w:r>
+    </w:p>
+    <w:p>
+      <w:r>
+        <w:t>Before the action items were set, the group agreed on what the final readout should contain. It will present the recommendation, the two options behind it, the validated savings, and the transition estimate, with the open service definitions flagged rather than left out. Linda Gallegos said the leadership team would want the assumptions laid out next to the numbers, so that the people taking the decision can see where the estimate is firm and where it still rests on judgment.</w:t>
       </w:r>
     </w:p>
     <w:p>
@@ -65,59 +95,7 @@
         <w:pStyle w:val="Heading2"/>
       </w:pPr>
       <w:r>
-        <w:t>Benefit case</w:t>
-      </w:r>
-    </w:p>
-    <w:p>
-      <w:r>
-        <w:t>The benefit figures were walked through line by line. The back-office consolidation accounts for the majority of the projected savings, and that figure has been reconciled to Hughes Group's own payroll and vendor records rather than to an outside benchmark. Linda Gallegos asked whether the estimate assumed attrition or active reduction. It assumes a stated mix of the two, and that assumption is now written into the model so that it is visible rather than buried inside a total. One qualifier stands: the savings in the smaller of the two units rest on a headcount record that is three months old, and that figure should be treated as provisional until the current record is supplied.</w:t>
-      </w:r>
-    </w:p>
-    <w:p>
-      <w:pPr>
-        <w:pStyle w:val="Heading2"/>
-      </w:pPr>
-      <w:r>
-        <w:t>Transition sequence</w:t>
-      </w:r>
-    </w:p>
-    <w:p>
-      <w:r>
-        <w:t>Jason Torres presented the transition sequence. The first moves are deliberately the ones with no dependencies and the least disruption, so that the organization sees the change working before the harder consolidations begin. Linda Gallegos raised the timing of the two manager role changes against the close of the fiscal year. It was agreed that those moves would be scheduled after the close, and that the plan would show them that way, to avoid loading a reorganization onto the finance team during its busiest weeks.</w:t>
-      </w:r>
-    </w:p>
-    <w:p>
-      <w:pPr>
-        <w:pStyle w:val="Heading2"/>
-      </w:pPr>
-      <w:r>
-        <w:t>Ownership after handoff</w:t>
-      </w:r>
-    </w:p>
-    <w:p>
-      <w:r>
-        <w:t>Linda Gallegos asked who inside Hughes Group would own the transition once the engagement ends. Jason Torres proposed that each of the early moves name a single accountable manager in the plan, so that ownership is written down rather than assumed, and that a short weekly check on the critical path sit with the finance function through the early moves. Brenda Rodriguez added one caution: the plan should not assign a move to a manager whose own scope that same move removes, and the two role changes were reviewed against that rule. No conflict was found in this pass, but the check will be repeated when the plan is finalized.</w:t>
-      </w:r>
-    </w:p>
-    <w:p>
-      <w:pPr>
-        <w:pStyle w:val="Heading2"/>
-      </w:pPr>
-      <w:r>
-        <w:t>Final readout</w:t>
-      </w:r>
-    </w:p>
-    <w:p>
-      <w:r>
-        <w:t>Brenda Rodriguez noted that the readout to the leadership team should present the benefit case with its assumptions attached, not as a single number, so that the leadership decision is made on the same basis the analysis was built on. Linda Gallegos agreed and asked that the provisional figure noted above be resolved before the readout rather than carried into it with a caveat. The agreed action items follow.</w:t>
-      </w:r>
-    </w:p>
-    <w:p>
-      <w:pPr>
-        <w:pStyle w:val="Heading2"/>
-      </w:pPr>
-      <w:r>
-        <w:t>Action Items</w:t>
+        <w:t>Action items</w:t>
       </w:r>
     </w:p>
     <w:tbl>
@@ -127,41 +105,27 @@
         <w:tblLook w:firstColumn="1" w:firstRow="1" w:lastColumn="0" w:lastRow="0" w:noHBand="0" w:noVBand="1" w:val="04A0"/>
       </w:tblPr>
       <w:tblGrid>
-        <w:gridCol w:w="2160"/>
-        <w:gridCol w:w="2160"/>
-        <w:gridCol w:w="2160"/>
-        <w:gridCol w:w="2160"/>
+        <w:gridCol w:w="2880"/>
+        <w:gridCol w:w="2880"/>
+        <w:gridCol w:w="2880"/>
       </w:tblGrid>
       <w:tr>
         <w:tc>
           <w:tcPr>
-            <w:tcW w:type="dxa" w:w="2160"/>
+            <w:tcW w:type="dxa" w:w="2880"/>
           </w:tcPr>
           <w:p>
             <w:r>
               <w:rPr>
                 <w:b/>
               </w:rPr>
-              <w:t>No.</w:t>
+              <w:t>Action</w:t>
             </w:r>
           </w:p>
         </w:tc>
         <w:tc>
           <w:tcPr>
-            <w:tcW w:type="dxa" w:w="2160"/>
-          </w:tcPr>
-          <w:p>
-            <w:r>
-              <w:rPr>
-                <w:b/>
-              </w:rPr>
-              <w:t>Item</w:t>
-            </w:r>
-          </w:p>
-        </w:tc>
-        <w:tc>
-          <w:tcPr>
-            <w:tcW w:type="dxa" w:w="2160"/>
+            <w:tcW w:type="dxa" w:w="2880"/>
           </w:tcPr>
           <w:p>
             <w:r>
@@ -174,14 +138,14 @@
         </w:tc>
         <w:tc>
           <w:tcPr>
-            <w:tcW w:type="dxa" w:w="2160"/>
+            <w:tcW w:type="dxa" w:w="2880"/>
           </w:tcPr>
           <w:p>
             <w:r>
               <w:rPr>
                 <w:b/>
               </w:rPr>
-              <w:t>Target</w:t>
+              <w:t>By when</w:t>
             </w:r>
           </w:p>
         </w:tc>
@@ -189,69 +153,17 @@
       <w:tr>
         <w:tc>
           <w:tcPr>
-            <w:tcW w:type="dxa" w:w="2160"/>
+            <w:tcW w:type="dxa" w:w="2880"/>
           </w:tcPr>
           <w:p>
             <w:r>
-              <w:t>1</w:t>
+              <w:t>Finalize the transition cost estimate and document the assumptions behind it</w:t>
             </w:r>
           </w:p>
         </w:tc>
         <w:tc>
           <w:tcPr>
-            <w:tcW w:type="dxa" w:w="2160"/>
-          </w:tcPr>
-          <w:p>
-            <w:r>
-              <w:t>Supply the current headcount record for the smaller operating unit</w:t>
-            </w:r>
-          </w:p>
-        </w:tc>
-        <w:tc>
-          <w:tcPr>
-            <w:tcW w:type="dxa" w:w="2160"/>
-          </w:tcPr>
-          <w:p>
-            <w:r>
-              <w:t>Linda Gallegos</w:t>
-            </w:r>
-          </w:p>
-        </w:tc>
-        <w:tc>
-          <w:tcPr>
-            <w:tcW w:type="dxa" w:w="2160"/>
-          </w:tcPr>
-          <w:p>
-            <w:r>
-              <w:t>Within one week</w:t>
-            </w:r>
-          </w:p>
-        </w:tc>
-      </w:tr>
-      <w:tr>
-        <w:tc>
-          <w:tcPr>
-            <w:tcW w:type="dxa" w:w="2160"/>
-          </w:tcPr>
-          <w:p>
-            <w:r>
-              <w:t>2</w:t>
-            </w:r>
-          </w:p>
-        </w:tc>
-        <w:tc>
-          <w:tcPr>
-            <w:tcW w:type="dxa" w:w="2160"/>
-          </w:tcPr>
-          <w:p>
-            <w:r>
-              <w:t>Update the benefit model on receipt of the current record and mark the figure final</w:t>
-            </w:r>
-          </w:p>
-        </w:tc>
-        <w:tc>
-          <w:tcPr>
-            <w:tcW w:type="dxa" w:w="2160"/>
+            <w:tcW w:type="dxa" w:w="2880"/>
           </w:tcPr>
           <w:p>
             <w:r>
@@ -261,49 +173,7 @@
         </w:tc>
         <w:tc>
           <w:tcPr>
-            <w:tcW w:type="dxa" w:w="2160"/>
-          </w:tcPr>
-          <w:p>
-            <w:r>
-              <w:t>Two days after receipt</w:t>
-            </w:r>
-          </w:p>
-        </w:tc>
-      </w:tr>
-      <w:tr>
-        <w:tc>
-          <w:tcPr>
-            <w:tcW w:type="dxa" w:w="2160"/>
-          </w:tcPr>
-          <w:p>
-            <w:r>
-              <w:t>3</w:t>
-            </w:r>
-          </w:p>
-        </w:tc>
-        <w:tc>
-          <w:tcPr>
-            <w:tcW w:type="dxa" w:w="2160"/>
-          </w:tcPr>
-          <w:p>
-            <w:r>
-              <w:t>Revise the transition plan to schedule the two manager role changes after the fiscal close</w:t>
-            </w:r>
-          </w:p>
-        </w:tc>
-        <w:tc>
-          <w:tcPr>
-            <w:tcW w:type="dxa" w:w="2160"/>
-          </w:tcPr>
-          <w:p>
-            <w:r>
-              <w:t>Jason Torres</w:t>
-            </w:r>
-          </w:p>
-        </w:tc>
-        <w:tc>
-          <w:tcPr>
-            <w:tcW w:type="dxa" w:w="2160"/>
+            <w:tcW w:type="dxa" w:w="2880"/>
           </w:tcPr>
           <w:p>
             <w:r>
@@ -315,27 +185,49 @@
       <w:tr>
         <w:tc>
           <w:tcPr>
-            <w:tcW w:type="dxa" w:w="2160"/>
+            <w:tcW w:type="dxa" w:w="2880"/>
           </w:tcPr>
           <w:p>
             <w:r>
-              <w:t>4</w:t>
+              <w:t>Confirm the date and audience for the final readout with the leadership team</w:t>
             </w:r>
           </w:p>
         </w:tc>
         <w:tc>
           <w:tcPr>
-            <w:tcW w:type="dxa" w:w="2160"/>
+            <w:tcW w:type="dxa" w:w="2880"/>
           </w:tcPr>
           <w:p>
             <w:r>
-              <w:t>Confirm the leadership team attendance and the readout format</w:t>
+              <w:t>Jason Torres</w:t>
             </w:r>
           </w:p>
         </w:tc>
         <w:tc>
           <w:tcPr>
-            <w:tcW w:type="dxa" w:w="2160"/>
+            <w:tcW w:type="dxa" w:w="2880"/>
+          </w:tcPr>
+          <w:p>
+            <w:r>
+              <w:t>This week</w:t>
+            </w:r>
+          </w:p>
+        </w:tc>
+      </w:tr>
+      <w:tr>
+        <w:tc>
+          <w:tcPr>
+            <w:tcW w:type="dxa" w:w="2880"/>
+          </w:tcPr>
+          <w:p>
+            <w:r>
+              <w:t>Provide the remaining finance-system extracts needed to close the estimate</w:t>
+            </w:r>
+          </w:p>
+        </w:tc>
+        <w:tc>
+          <w:tcPr>
+            <w:tcW w:type="dxa" w:w="2880"/>
           </w:tcPr>
           <w:p>
             <w:r>
@@ -345,11 +237,11 @@
         </w:tc>
         <w:tc>
           <w:tcPr>
-            <w:tcW w:type="dxa" w:w="2160"/>
+            <w:tcW w:type="dxa" w:w="2880"/>
           </w:tcPr>
           <w:p>
             <w:r>
-              <w:t>Before the next session</w:t>
+              <w:t>By the end of next week</w:t>
             </w:r>
           </w:p>
         </w:tc>
@@ -357,41 +249,31 @@
       <w:tr>
         <w:tc>
           <w:tcPr>
-            <w:tcW w:type="dxa" w:w="2160"/>
+            <w:tcW w:type="dxa" w:w="2880"/>
           </w:tcPr>
           <w:p>
             <w:r>
-              <w:t>5</w:t>
+              <w:t>Set the order for briefing the functional leads on the coming change</w:t>
             </w:r>
           </w:p>
         </w:tc>
         <w:tc>
           <w:tcPr>
-            <w:tcW w:type="dxa" w:w="2160"/>
+            <w:tcW w:type="dxa" w:w="2880"/>
           </w:tcPr>
           <w:p>
             <w:r>
-              <w:t>Circulate the near-final model and plan to attendees ahead of the readout</w:t>
+              <w:t>Linda Gallegos</w:t>
             </w:r>
           </w:p>
         </w:tc>
         <w:tc>
           <w:tcPr>
-            <w:tcW w:type="dxa" w:w="2160"/>
+            <w:tcW w:type="dxa" w:w="2880"/>
           </w:tcPr>
           <w:p>
             <w:r>
-              <w:t>Brenda Rodriguez</w:t>
-            </w:r>
-          </w:p>
-        </w:tc>
-        <w:tc>
-          <w:tcPr>
-            <w:tcW w:type="dxa" w:w="2160"/>
-          </w:tcPr>
-          <w:p>
-            <w:r>
-              <w:t>This week</w:t>
+              <w:t>Ahead of the readout</w:t>
             </w:r>
           </w:p>
         </w:tc>
@@ -399,7 +281,7 @@
     </w:tbl>
     <w:p>
       <w:r>
-        <w:t>The next session will be the final readout to the leadership team. Brenda Rodriguez will circulate the revised materials once the outstanding headcount record has been received and the benefit case has been marked final.</w:t>
+        <w:t>The next step is straightforward. Brenda Rodriguez will circulate the completed transition estimate to Linda Gallegos, and once she has it in hand the readout can be scheduled.</w:t>
       </w:r>
     </w:p>
     <w:sectPr>
